--- a/reports/Week6_Research_Records.docx
+++ b/reports/Week6_Research_Records.docx
@@ -25,7 +25,7 @@
           <w:b w:val="0"/>
           <w:sz w:val="22"/>
         </w:rPr>
-        <w:t>FOSE7901 STEM Research Placement — [Your Name] — 13 September 2026</w:t>
+        <w:t>FOSE7901 STEM Research Placement — Jeonghun Kim — 13 September 2026</w:t>
       </w:r>
     </w:p>
     <w:p>
